--- a/1 User Case/UC Gestire i compiti.docx
+++ b/1 User Case/UC Gestire i compiti.docx
@@ -1,7 +1,107 @@
 
 <file path=word/document.xml><?xml version="1.0" encoding="utf-8"?>
-<w:document xmlns:mc="http://schemas.openxmlformats.org/markup-compatibility/2006" xmlns:o="urn:schemas-microsoft-com:office:office" xmlns:r="http://schemas.openxmlformats.org/officeDocument/2006/relationships" xmlns:m="http://schemas.openxmlformats.org/officeDocument/2006/math" xmlns:v="urn:schemas-microsoft-com:vml" xmlns:wp="http://schemas.openxmlformats.org/drawingml/2006/wordprocessingDrawing" xmlns:w10="urn:schemas-microsoft-com:office:word" xmlns:w="http://schemas.openxmlformats.org/wordprocessingml/2006/main" xmlns:wne="http://schemas.microsoft.com/office/word/2006/wordml" xmlns:sl="http://schemas.openxmlformats.org/schemaLibrary/2006/main" xmlns:a="http://schemas.openxmlformats.org/drawingml/2006/main" xmlns:pic="http://schemas.openxmlformats.org/drawingml/2006/picture" xmlns:c="http://schemas.openxmlformats.org/drawingml/2006/chart" xmlns:lc="http://schemas.openxmlformats.org/drawingml/2006/lockedCanvas" xmlns:dgm="http://schemas.openxmlformats.org/drawingml/2006/diagram" xmlns:wps="http://schemas.microsoft.com/office/word/2010/wordprocessingShape" xmlns:wpg="http://schemas.microsoft.com/office/word/2010/wordprocessingGroup" xmlns:w14="http://schemas.microsoft.com/office/word/2010/wordml" xmlns:w15="http://schemas.microsoft.com/office/word/2012/wordml">
+<w:document xmlns:mc="http://schemas.openxmlformats.org/markup-compatibility/2006" xmlns:o="urn:schemas-microsoft-com:office:office" xmlns:r="http://schemas.openxmlformats.org/officeDocument/2006/relationships" xmlns:m="http://schemas.openxmlformats.org/officeDocument/2006/math" xmlns:v="urn:schemas-microsoft-com:vml" xmlns:wp="http://schemas.openxmlformats.org/drawingml/2006/wordprocessingDrawing" xmlns:w10="urn:schemas-microsoft-com:office:word" xmlns:w="http://schemas.openxmlformats.org/wordprocessingml/2006/main" xmlns:wne="http://schemas.microsoft.com/office/word/2006/wordml" xmlns:sl="http://schemas.openxmlformats.org/schemaLibrary/2006/main" xmlns:a="http://schemas.openxmlformats.org/drawingml/2006/main" xmlns:pic="http://schemas.openxmlformats.org/drawingml/2006/picture" xmlns:c="http://schemas.openxmlformats.org/drawingml/2006/chart" xmlns:lc="http://schemas.openxmlformats.org/drawingml/2006/lockedCanvas" xmlns:dgm="http://schemas.openxmlformats.org/drawingml/2006/diagram" xmlns:wps="http://schemas.microsoft.com/office/word/2010/wordprocessingShape" xmlns:wpg="http://schemas.microsoft.com/office/word/2010/wordprocessingGroup" xmlns:w14="http://schemas.microsoft.com/office/word/2010/wordml" xmlns:w15="http://schemas.microsoft.com/office/word/2012/wordml" xmlns:w16="http://schemas.microsoft.com/office/word/2018/wordml" xmlns:w16cex="http://schemas.microsoft.com/office/word/2018/wordml/cex" xmlns:w16cid="http://schemas.microsoft.com/office/word/2016/wordml/cid" xmlns:cr="http://schemas.microsoft.com/office/comments/2020/reactions">
   <w:body>
+    <w:p>
+      <w:pPr>
+        <w:pStyle w:val="Title"/>
+        <w:widowControl w:val="0"/>
+        <w:pBdr>
+          <w:top w:color="auto" w:space="0" w:sz="0" w:val="none"/>
+          <w:left w:color="auto" w:space="0" w:sz="0" w:val="none"/>
+          <w:bottom w:color="auto" w:space="0" w:sz="0" w:val="none"/>
+          <w:right w:color="auto" w:space="0" w:sz="0" w:val="none"/>
+          <w:between w:color="auto" w:space="0" w:sz="0" w:val="none"/>
+        </w:pBdr>
+        <w:spacing w:after="0" w:before="0" w:line="276" w:lineRule="auto"/>
+        <w:ind w:left="0" w:firstLine="0"/>
+        <w:jc w:val="left"/>
+        <w:rPr>
+          <w:rFonts w:ascii="Fredericka the Great" w:cs="Fredericka the Great" w:eastAsia="Fredericka the Great" w:hAnsi="Fredericka the Great"/>
+          <w:b w:val="0"/>
+          <w:color w:val="009a96"/>
+        </w:rPr>
+      </w:pPr>
+      <w:bookmarkStart w:colFirst="0" w:colLast="0" w:name="_auzjh59yittl" w:id="0"/>
+      <w:bookmarkEnd w:id="0"/>
+      <w:r>
+        <w:rPr>
+          <w:rtl w:val="0"/>
+        </w:rPr>
+      </w:r>
+    </w:p>
+    <w:p>
+      <w:pPr>
+        <w:pStyle w:val="Title"/>
+        <w:widowControl w:val="0"/>
+        <w:pBdr>
+          <w:top w:color="auto" w:space="0" w:sz="0" w:val="none"/>
+          <w:left w:color="auto" w:space="0" w:sz="0" w:val="none"/>
+          <w:bottom w:color="auto" w:space="0" w:sz="0" w:val="none"/>
+          <w:right w:color="auto" w:space="0" w:sz="0" w:val="none"/>
+          <w:between w:color="auto" w:space="0" w:sz="0" w:val="none"/>
+        </w:pBdr>
+        <w:spacing w:after="0" w:before="0" w:line="276" w:lineRule="auto"/>
+        <w:ind w:left="0" w:firstLine="0"/>
+        <w:jc w:val="left"/>
+        <w:rPr>
+          <w:rFonts w:ascii="Fredericka the Great" w:cs="Fredericka the Great" w:eastAsia="Fredericka the Great" w:hAnsi="Fredericka the Great"/>
+          <w:b w:val="0"/>
+          <w:color w:val="009a96"/>
+        </w:rPr>
+      </w:pPr>
+      <w:bookmarkStart w:colFirst="0" w:colLast="0" w:name="_br1i84n89rlm" w:id="1"/>
+      <w:bookmarkEnd w:id="1"/>
+      <w:r>
+        <w:rPr>
+          <w:rtl w:val="0"/>
+        </w:rPr>
+      </w:r>
+    </w:p>
+    <w:p>
+      <w:pPr>
+        <w:pStyle w:val="Title"/>
+        <w:widowControl w:val="0"/>
+        <w:pBdr>
+          <w:top w:color="auto" w:space="0" w:sz="0" w:val="none"/>
+          <w:left w:color="auto" w:space="0" w:sz="0" w:val="none"/>
+          <w:bottom w:color="auto" w:space="0" w:sz="0" w:val="none"/>
+          <w:right w:color="auto" w:space="0" w:sz="0" w:val="none"/>
+          <w:between w:color="auto" w:space="0" w:sz="0" w:val="none"/>
+        </w:pBdr>
+        <w:spacing w:after="0" w:before="0" w:line="276" w:lineRule="auto"/>
+        <w:ind w:left="720" w:firstLine="720"/>
+        <w:rPr>
+          <w:sz w:val="54"/>
+          <w:szCs w:val="54"/>
+        </w:rPr>
+      </w:pPr>
+      <w:bookmarkStart w:colFirst="0" w:colLast="0" w:name="_t4tx14brb7nl" w:id="2"/>
+      <w:bookmarkEnd w:id="2"/>
+      <w:r>
+        <w:rPr>
+          <w:rFonts w:ascii="Lexend" w:cs="Lexend" w:eastAsia="Lexend" w:hAnsi="Lexend"/>
+          <w:color w:val="009a96"/>
+          <w:rtl w:val="0"/>
+        </w:rPr>
+        <w:t xml:space="preserve">Progetto Sviluppo Applicazioni Software </w:t>
+      </w:r>
+      <w:r>
+        <w:rPr>
+          <w:rFonts w:ascii="Lexend" w:cs="Lexend" w:eastAsia="Lexend" w:hAnsi="Lexend"/>
+          <w:color w:val="009a96"/>
+          <w:sz w:val="54"/>
+          <w:szCs w:val="54"/>
+          <w:rtl w:val="0"/>
+        </w:rPr>
+        <w:t xml:space="preserve">“Gestire i compiti della cucina”</w:t>
+      </w:r>
+      <w:r>
+        <w:rPr>
+          <w:rtl w:val="0"/>
+        </w:rPr>
+      </w:r>
+    </w:p>
     <w:p>
       <w:pPr>
         <w:pStyle w:val="Title"/>
@@ -17,14 +117,361 @@
         <w:ind w:left="100" w:firstLine="0"/>
         <w:jc w:val="center"/>
         <w:rPr>
+          <w:rFonts w:ascii="Lexend" w:cs="Lexend" w:eastAsia="Lexend" w:hAnsi="Lexend"/>
+          <w:b w:val="0"/>
+          <w:color w:val="009a96"/>
+          <w:sz w:val="48"/>
+          <w:szCs w:val="48"/>
+        </w:rPr>
+      </w:pPr>
+      <w:bookmarkStart w:colFirst="0" w:colLast="0" w:name="_oekqa8i0w93u" w:id="3"/>
+      <w:bookmarkEnd w:id="3"/>
+      <w:r>
+        <w:rPr>
+          <w:rFonts w:ascii="Lexend" w:cs="Lexend" w:eastAsia="Lexend" w:hAnsi="Lexend"/>
+          <w:b w:val="0"/>
+          <w:color w:val="009a96"/>
+          <w:sz w:val="48"/>
+          <w:szCs w:val="48"/>
+          <w:rtl w:val="0"/>
+        </w:rPr>
+        <w:t xml:space="preserve">anno accademico 2023/24</w:t>
+      </w:r>
+    </w:p>
+    <w:p>
+      <w:pPr>
+        <w:pStyle w:val="Title"/>
+        <w:widowControl w:val="0"/>
+        <w:pBdr>
+          <w:top w:color="auto" w:space="0" w:sz="0" w:val="none"/>
+          <w:left w:color="auto" w:space="0" w:sz="0" w:val="none"/>
+          <w:bottom w:color="auto" w:space="0" w:sz="0" w:val="none"/>
+          <w:right w:color="auto" w:space="0" w:sz="0" w:val="none"/>
+          <w:between w:color="auto" w:space="0" w:sz="0" w:val="none"/>
+        </w:pBdr>
+        <w:spacing w:after="0" w:before="0" w:line="276" w:lineRule="auto"/>
+        <w:ind w:left="100" w:firstLine="0"/>
+        <w:jc w:val="center"/>
+        <w:rPr>
+          <w:rFonts w:ascii="Lexend" w:cs="Lexend" w:eastAsia="Lexend" w:hAnsi="Lexend"/>
+          <w:b w:val="0"/>
+          <w:color w:val="009a96"/>
+          <w:sz w:val="48"/>
+          <w:szCs w:val="48"/>
+        </w:rPr>
+      </w:pPr>
+      <w:bookmarkStart w:colFirst="0" w:colLast="0" w:name="_413y5ifl1ujb" w:id="4"/>
+      <w:bookmarkEnd w:id="4"/>
+      <w:r>
+        <w:rPr>
+          <w:rtl w:val="0"/>
+        </w:rPr>
+      </w:r>
+    </w:p>
+    <w:p>
+      <w:pPr>
+        <w:pStyle w:val="Title"/>
+        <w:widowControl w:val="0"/>
+        <w:pBdr>
+          <w:top w:color="auto" w:space="0" w:sz="0" w:val="none"/>
+          <w:left w:color="auto" w:space="0" w:sz="0" w:val="none"/>
+          <w:bottom w:color="auto" w:space="0" w:sz="0" w:val="none"/>
+          <w:right w:color="auto" w:space="0" w:sz="0" w:val="none"/>
+          <w:between w:color="auto" w:space="0" w:sz="0" w:val="none"/>
+        </w:pBdr>
+        <w:spacing w:after="0" w:before="0" w:line="276" w:lineRule="auto"/>
+        <w:ind w:left="100" w:firstLine="0"/>
+        <w:jc w:val="center"/>
+        <w:rPr>
+          <w:rFonts w:ascii="Lexend" w:cs="Lexend" w:eastAsia="Lexend" w:hAnsi="Lexend"/>
+          <w:b w:val="0"/>
+          <w:color w:val="009a96"/>
+          <w:sz w:val="48"/>
+          <w:szCs w:val="48"/>
+        </w:rPr>
+      </w:pPr>
+      <w:bookmarkStart w:colFirst="0" w:colLast="0" w:name="_pl0q1nb7w3yv" w:id="5"/>
+      <w:bookmarkEnd w:id="5"/>
+      <w:r>
+        <w:rPr>
+          <w:rtl w:val="0"/>
+        </w:rPr>
+      </w:r>
+    </w:p>
+    <w:p>
+      <w:pPr>
+        <w:pStyle w:val="Title"/>
+        <w:widowControl w:val="0"/>
+        <w:pBdr>
+          <w:top w:color="auto" w:space="0" w:sz="0" w:val="none"/>
+          <w:left w:color="auto" w:space="0" w:sz="0" w:val="none"/>
+          <w:bottom w:color="auto" w:space="0" w:sz="0" w:val="none"/>
+          <w:right w:color="auto" w:space="0" w:sz="0" w:val="none"/>
+          <w:between w:color="auto" w:space="0" w:sz="0" w:val="none"/>
+        </w:pBdr>
+        <w:spacing w:after="0" w:before="0" w:line="276" w:lineRule="auto"/>
+        <w:ind w:left="100" w:firstLine="0"/>
+        <w:jc w:val="center"/>
+        <w:rPr>
+          <w:rFonts w:ascii="Lexend" w:cs="Lexend" w:eastAsia="Lexend" w:hAnsi="Lexend"/>
+          <w:b w:val="0"/>
+          <w:color w:val="009a96"/>
+          <w:sz w:val="48"/>
+          <w:szCs w:val="48"/>
+        </w:rPr>
+      </w:pPr>
+      <w:bookmarkStart w:colFirst="0" w:colLast="0" w:name="_1sw2l63nddiu" w:id="6"/>
+      <w:bookmarkEnd w:id="6"/>
+      <w:r>
+        <w:rPr>
+          <w:rtl w:val="0"/>
+        </w:rPr>
+      </w:r>
+    </w:p>
+    <w:p>
+      <w:pPr>
+        <w:pStyle w:val="Title"/>
+        <w:widowControl w:val="0"/>
+        <w:pBdr>
+          <w:top w:color="auto" w:space="0" w:sz="0" w:val="none"/>
+          <w:left w:color="auto" w:space="0" w:sz="0" w:val="none"/>
+          <w:bottom w:color="auto" w:space="0" w:sz="0" w:val="none"/>
+          <w:right w:color="auto" w:space="0" w:sz="0" w:val="none"/>
+          <w:between w:color="auto" w:space="0" w:sz="0" w:val="none"/>
+        </w:pBdr>
+        <w:spacing w:after="0" w:before="0" w:line="276" w:lineRule="auto"/>
+        <w:ind w:left="100" w:firstLine="0"/>
+        <w:jc w:val="center"/>
+        <w:rPr/>
+      </w:pPr>
+      <w:bookmarkStart w:colFirst="0" w:colLast="0" w:name="_2fcna1n05sz0" w:id="7"/>
+      <w:bookmarkEnd w:id="7"/>
+      <w:r>
+        <w:rPr>
+          <w:rtl w:val="0"/>
+        </w:rPr>
+      </w:r>
+    </w:p>
+    <w:p>
+      <w:pPr>
+        <w:pStyle w:val="Title"/>
+        <w:widowControl w:val="0"/>
+        <w:pBdr>
+          <w:top w:color="auto" w:space="0" w:sz="0" w:val="none"/>
+          <w:left w:color="auto" w:space="0" w:sz="0" w:val="none"/>
+          <w:bottom w:color="auto" w:space="0" w:sz="0" w:val="none"/>
+          <w:right w:color="auto" w:space="0" w:sz="0" w:val="none"/>
+          <w:between w:color="auto" w:space="0" w:sz="0" w:val="none"/>
+        </w:pBdr>
+        <w:spacing w:after="0" w:before="0" w:line="276" w:lineRule="auto"/>
+        <w:ind w:left="100" w:firstLine="0"/>
+        <w:jc w:val="center"/>
+        <w:rPr>
+          <w:rFonts w:ascii="Lexend" w:cs="Lexend" w:eastAsia="Lexend" w:hAnsi="Lexend"/>
+          <w:b w:val="0"/>
+          <w:color w:val="009a96"/>
+          <w:sz w:val="34"/>
+          <w:szCs w:val="34"/>
+        </w:rPr>
+      </w:pPr>
+      <w:bookmarkStart w:colFirst="0" w:colLast="0" w:name="_xtxok8vakes" w:id="8"/>
+      <w:bookmarkEnd w:id="8"/>
+      <w:r>
+        <w:rPr>
+          <w:rFonts w:ascii="Lexend" w:cs="Lexend" w:eastAsia="Lexend" w:hAnsi="Lexend"/>
+          <w:b w:val="0"/>
+          <w:color w:val="009a96"/>
+          <w:sz w:val="34"/>
+          <w:szCs w:val="34"/>
+          <w:rtl w:val="0"/>
+        </w:rPr>
+        <w:t xml:space="preserve">Balzano Edoardo (977286) </w:t>
+      </w:r>
+    </w:p>
+    <w:p>
+      <w:pPr>
+        <w:pStyle w:val="Title"/>
+        <w:widowControl w:val="0"/>
+        <w:pBdr>
+          <w:top w:color="auto" w:space="0" w:sz="0" w:val="none"/>
+          <w:left w:color="auto" w:space="0" w:sz="0" w:val="none"/>
+          <w:bottom w:color="auto" w:space="0" w:sz="0" w:val="none"/>
+          <w:right w:color="auto" w:space="0" w:sz="0" w:val="none"/>
+          <w:between w:color="auto" w:space="0" w:sz="0" w:val="none"/>
+        </w:pBdr>
+        <w:spacing w:after="0" w:before="0" w:line="276" w:lineRule="auto"/>
+        <w:ind w:left="100" w:firstLine="0"/>
+        <w:jc w:val="center"/>
+        <w:rPr>
+          <w:rFonts w:ascii="Fredericka the Great" w:cs="Fredericka the Great" w:eastAsia="Fredericka the Great" w:hAnsi="Fredericka the Great"/>
+          <w:b w:val="0"/>
+          <w:color w:val="009a96"/>
+        </w:rPr>
+      </w:pPr>
+      <w:bookmarkStart w:colFirst="0" w:colLast="0" w:name="_8szn4wcqqwb9" w:id="9"/>
+      <w:bookmarkEnd w:id="9"/>
+      <w:r>
+        <w:rPr>
+          <w:rFonts w:ascii="Lexend" w:cs="Lexend" w:eastAsia="Lexend" w:hAnsi="Lexend"/>
+          <w:b w:val="0"/>
+          <w:color w:val="009a96"/>
+          <w:sz w:val="34"/>
+          <w:szCs w:val="34"/>
+          <w:rtl w:val="0"/>
+        </w:rPr>
+        <w:t xml:space="preserve">Ariobazzone Antonino (975880)</w:t>
+      </w:r>
+      <w:r>
+        <w:rPr>
+          <w:rtl w:val="0"/>
+        </w:rPr>
+      </w:r>
+    </w:p>
+    <w:p>
+      <w:pPr>
+        <w:pStyle w:val="Title"/>
+        <w:widowControl w:val="0"/>
+        <w:pBdr>
+          <w:top w:color="auto" w:space="0" w:sz="0" w:val="none"/>
+          <w:left w:color="auto" w:space="0" w:sz="0" w:val="none"/>
+          <w:bottom w:color="auto" w:space="0" w:sz="0" w:val="none"/>
+          <w:right w:color="auto" w:space="0" w:sz="0" w:val="none"/>
+          <w:between w:color="auto" w:space="0" w:sz="0" w:val="none"/>
+        </w:pBdr>
+        <w:spacing w:after="0" w:before="0" w:line="276" w:lineRule="auto"/>
+        <w:ind w:left="100" w:firstLine="0"/>
+        <w:jc w:val="center"/>
+        <w:rPr>
+          <w:rFonts w:ascii="Fredericka the Great" w:cs="Fredericka the Great" w:eastAsia="Fredericka the Great" w:hAnsi="Fredericka the Great"/>
+          <w:b w:val="0"/>
+          <w:color w:val="009a96"/>
+        </w:rPr>
+      </w:pPr>
+      <w:bookmarkStart w:colFirst="0" w:colLast="0" w:name="_dy9nu9x44kgp" w:id="10"/>
+      <w:bookmarkEnd w:id="10"/>
+      <w:r>
+        <w:rPr>
+          <w:rtl w:val="0"/>
+        </w:rPr>
+      </w:r>
+    </w:p>
+    <w:p>
+      <w:pPr>
+        <w:pStyle w:val="Title"/>
+        <w:widowControl w:val="0"/>
+        <w:pBdr>
+          <w:top w:color="auto" w:space="0" w:sz="0" w:val="none"/>
+          <w:left w:color="auto" w:space="0" w:sz="0" w:val="none"/>
+          <w:bottom w:color="auto" w:space="0" w:sz="0" w:val="none"/>
+          <w:right w:color="auto" w:space="0" w:sz="0" w:val="none"/>
+          <w:between w:color="auto" w:space="0" w:sz="0" w:val="none"/>
+        </w:pBdr>
+        <w:spacing w:after="0" w:before="0" w:line="276" w:lineRule="auto"/>
+        <w:ind w:left="100" w:firstLine="0"/>
+        <w:jc w:val="center"/>
+        <w:rPr>
+          <w:rFonts w:ascii="Fredericka the Great" w:cs="Fredericka the Great" w:eastAsia="Fredericka the Great" w:hAnsi="Fredericka the Great"/>
+          <w:b w:val="0"/>
+          <w:color w:val="009a96"/>
+        </w:rPr>
+      </w:pPr>
+      <w:bookmarkStart w:colFirst="0" w:colLast="0" w:name="_j31o83ovsncd" w:id="11"/>
+      <w:bookmarkEnd w:id="11"/>
+      <w:r>
+        <w:rPr>
+          <w:rtl w:val="0"/>
+        </w:rPr>
+      </w:r>
+    </w:p>
+    <w:p>
+      <w:pPr>
+        <w:pStyle w:val="Title"/>
+        <w:widowControl w:val="0"/>
+        <w:pBdr>
+          <w:top w:color="auto" w:space="0" w:sz="0" w:val="none"/>
+          <w:left w:color="auto" w:space="0" w:sz="0" w:val="none"/>
+          <w:bottom w:color="auto" w:space="0" w:sz="0" w:val="none"/>
+          <w:right w:color="auto" w:space="0" w:sz="0" w:val="none"/>
+          <w:between w:color="auto" w:space="0" w:sz="0" w:val="none"/>
+        </w:pBdr>
+        <w:spacing w:after="0" w:before="0" w:line="276" w:lineRule="auto"/>
+        <w:ind w:left="100" w:firstLine="0"/>
+        <w:jc w:val="center"/>
+        <w:rPr>
+          <w:rFonts w:ascii="Fredericka the Great" w:cs="Fredericka the Great" w:eastAsia="Fredericka the Great" w:hAnsi="Fredericka the Great"/>
+          <w:b w:val="0"/>
+          <w:color w:val="009a96"/>
+        </w:rPr>
+      </w:pPr>
+      <w:bookmarkStart w:colFirst="0" w:colLast="0" w:name="_tw0kx98voj5e" w:id="12"/>
+      <w:bookmarkEnd w:id="12"/>
+      <w:r>
+        <w:rPr>
+          <w:rtl w:val="0"/>
+        </w:rPr>
+      </w:r>
+    </w:p>
+    <w:p>
+      <w:pPr>
+        <w:pStyle w:val="Title"/>
+        <w:widowControl w:val="0"/>
+        <w:pBdr>
+          <w:top w:color="auto" w:space="0" w:sz="0" w:val="none"/>
+          <w:left w:color="auto" w:space="0" w:sz="0" w:val="none"/>
+          <w:bottom w:color="auto" w:space="0" w:sz="0" w:val="none"/>
+          <w:right w:color="auto" w:space="0" w:sz="0" w:val="none"/>
+          <w:between w:color="auto" w:space="0" w:sz="0" w:val="none"/>
+        </w:pBdr>
+        <w:spacing w:after="0" w:before="0" w:line="276" w:lineRule="auto"/>
+        <w:ind w:left="0" w:firstLine="0"/>
+        <w:jc w:val="left"/>
+        <w:rPr>
+          <w:rFonts w:ascii="Fredericka the Great" w:cs="Fredericka the Great" w:eastAsia="Fredericka the Great" w:hAnsi="Fredericka the Great"/>
+          <w:b w:val="0"/>
+          <w:color w:val="009a96"/>
+        </w:rPr>
+      </w:pPr>
+      <w:bookmarkStart w:colFirst="0" w:colLast="0" w:name="_bx2ny87qw7rb" w:id="13"/>
+      <w:bookmarkEnd w:id="13"/>
+      <w:r>
+        <w:rPr>
+          <w:rtl w:val="0"/>
+        </w:rPr>
+      </w:r>
+    </w:p>
+    <w:p>
+      <w:pPr>
+        <w:rPr/>
+      </w:pPr>
+      <w:r>
+        <w:rPr>
+          <w:rtl w:val="0"/>
+        </w:rPr>
+      </w:r>
+    </w:p>
+    <w:p>
+      <w:pPr>
+        <w:pStyle w:val="Title"/>
+        <w:widowControl w:val="0"/>
+        <w:pBdr>
+          <w:top w:color="auto" w:space="0" w:sz="0" w:val="none"/>
+          <w:left w:color="auto" w:space="0" w:sz="0" w:val="none"/>
+          <w:bottom w:color="auto" w:space="0" w:sz="0" w:val="none"/>
+          <w:right w:color="auto" w:space="0" w:sz="0" w:val="none"/>
+          <w:between w:color="auto" w:space="0" w:sz="0" w:val="none"/>
+        </w:pBdr>
+        <w:spacing w:after="0" w:before="0" w:line="276" w:lineRule="auto"/>
+        <w:ind w:left="100" w:firstLine="0"/>
+        <w:jc w:val="center"/>
+        <w:rPr>
           <w:b w:val="1"/>
           <w:color w:val="0070c0"/>
           <w:sz w:val="44"/>
           <w:szCs w:val="44"/>
         </w:rPr>
       </w:pPr>
-      <w:bookmarkStart w:colFirst="0" w:colLast="0" w:name="_st6ijngpefka" w:id="0"/>
-      <w:bookmarkEnd w:id="0"/>
+      <w:bookmarkStart w:colFirst="0" w:colLast="0" w:name="_st6ijngpefka" w:id="14"/>
+      <w:bookmarkEnd w:id="14"/>
       <w:r>
         <w:rPr>
           <w:rFonts w:ascii="Fredericka the Great" w:cs="Fredericka the Great" w:eastAsia="Fredericka the Great" w:hAnsi="Fredericka the Great"/>
@@ -395,8 +842,8 @@
                 <w:szCs w:val="28"/>
               </w:rPr>
             </w:pPr>
-            <w:bookmarkStart w:colFirst="0" w:colLast="0" w:name="_3znysh7" w:id="1"/>
-            <w:bookmarkEnd w:id="1"/>
+            <w:bookmarkStart w:colFirst="0" w:colLast="0" w:name="_3znysh7" w:id="15"/>
+            <w:bookmarkEnd w:id="15"/>
             <w:r>
               <w:rPr>
                 <w:b w:val="1"/>
@@ -522,8 +969,8 @@
                 <w:szCs w:val="26"/>
               </w:rPr>
             </w:pPr>
-            <w:bookmarkStart w:colFirst="0" w:colLast="0" w:name="_2et92p0" w:id="2"/>
-            <w:bookmarkEnd w:id="2"/>
+            <w:bookmarkStart w:colFirst="0" w:colLast="0" w:name="_2et92p0" w:id="16"/>
+            <w:bookmarkEnd w:id="16"/>
             <w:r>
               <w:rPr>
                 <w:b w:val="1"/>
@@ -1540,8 +1987,8 @@
         <w:ind w:left="-283.46456692913375" w:firstLine="0"/>
         <w:rPr/>
       </w:pPr>
-      <w:bookmarkStart w:colFirst="0" w:colLast="0" w:name="_umu7qfap78im" w:id="3"/>
-      <w:bookmarkEnd w:id="3"/>
+      <w:bookmarkStart w:colFirst="0" w:colLast="0" w:name="_umu7qfap78im" w:id="17"/>
+      <w:bookmarkEnd w:id="17"/>
       <w:r>
         <w:rPr>
           <w:rtl w:val="0"/>
@@ -1555,8 +2002,8 @@
         <w:ind w:left="-283.46456692913375" w:firstLine="0"/>
         <w:rPr/>
       </w:pPr>
-      <w:bookmarkStart w:colFirst="0" w:colLast="0" w:name="_oeyo1n16dnxk" w:id="4"/>
-      <w:bookmarkEnd w:id="4"/>
+      <w:bookmarkStart w:colFirst="0" w:colLast="0" w:name="_oeyo1n16dnxk" w:id="18"/>
+      <w:bookmarkEnd w:id="18"/>
       <w:r>
         <w:rPr>
           <w:rtl w:val="0"/>
@@ -1625,8 +2072,8 @@
                 <w:szCs w:val="28"/>
               </w:rPr>
             </w:pPr>
-            <w:bookmarkStart w:colFirst="0" w:colLast="0" w:name="_oqbvds7hpblp" w:id="5"/>
-            <w:bookmarkEnd w:id="5"/>
+            <w:bookmarkStart w:colFirst="0" w:colLast="0" w:name="_oqbvds7hpblp" w:id="19"/>
+            <w:bookmarkEnd w:id="19"/>
             <w:r>
               <w:rPr>
                 <w:b w:val="1"/>
@@ -1668,8 +2115,8 @@
                 <w:szCs w:val="28"/>
               </w:rPr>
             </w:pPr>
-            <w:bookmarkStart w:colFirst="0" w:colLast="0" w:name="_7gmqcey1aylm" w:id="6"/>
-            <w:bookmarkEnd w:id="6"/>
+            <w:bookmarkStart w:colFirst="0" w:colLast="0" w:name="_7gmqcey1aylm" w:id="20"/>
+            <w:bookmarkEnd w:id="20"/>
             <w:r>
               <w:rPr>
                 <w:b w:val="1"/>
@@ -1711,8 +2158,8 @@
                 <w:szCs w:val="28"/>
               </w:rPr>
             </w:pPr>
-            <w:bookmarkStart w:colFirst="0" w:colLast="0" w:name="_p705yor8zy17" w:id="7"/>
-            <w:bookmarkEnd w:id="7"/>
+            <w:bookmarkStart w:colFirst="0" w:colLast="0" w:name="_p705yor8zy17" w:id="21"/>
+            <w:bookmarkEnd w:id="21"/>
             <w:r>
               <w:rPr>
                 <w:b w:val="1"/>
@@ -1755,8 +2202,8 @@
                 <w:szCs w:val="26"/>
               </w:rPr>
             </w:pPr>
-            <w:bookmarkStart w:colFirst="0" w:colLast="0" w:name="_euh1w9uxb5p5" w:id="8"/>
-            <w:bookmarkEnd w:id="8"/>
+            <w:bookmarkStart w:colFirst="0" w:colLast="0" w:name="_euh1w9uxb5p5" w:id="22"/>
+            <w:bookmarkEnd w:id="22"/>
             <w:r>
               <w:rPr>
                 <w:sz w:val="26"/>
@@ -1847,8 +2294,8 @@
         <w:ind w:left="-283.46456692913375" w:firstLine="0"/>
         <w:rPr/>
       </w:pPr>
-      <w:bookmarkStart w:colFirst="0" w:colLast="0" w:name="_onog52nrve0n" w:id="9"/>
-      <w:bookmarkEnd w:id="9"/>
+      <w:bookmarkStart w:colFirst="0" w:colLast="0" w:name="_onog52nrve0n" w:id="23"/>
+      <w:bookmarkEnd w:id="23"/>
       <w:r>
         <w:rPr>
           <w:rtl w:val="0"/>
@@ -1863,8 +2310,8 @@
         <w:ind w:left="-283.46456692913375" w:firstLine="0"/>
         <w:rPr/>
       </w:pPr>
-      <w:bookmarkStart w:colFirst="0" w:colLast="0" w:name="_htk3fjpcy5tn" w:id="10"/>
-      <w:bookmarkEnd w:id="10"/>
+      <w:bookmarkStart w:colFirst="0" w:colLast="0" w:name="_htk3fjpcy5tn" w:id="24"/>
+      <w:bookmarkEnd w:id="24"/>
       <w:r>
         <w:rPr>
           <w:rtl w:val="0"/>
@@ -1930,8 +2377,8 @@
                 <w:b w:val="1"/>
               </w:rPr>
             </w:pPr>
-            <w:bookmarkStart w:colFirst="0" w:colLast="0" w:name="_18hz4pwntvle" w:id="11"/>
-            <w:bookmarkEnd w:id="11"/>
+            <w:bookmarkStart w:colFirst="0" w:colLast="0" w:name="_18hz4pwntvle" w:id="25"/>
+            <w:bookmarkEnd w:id="25"/>
             <w:r>
               <w:rPr>
                 <w:b w:val="1"/>
@@ -1967,8 +2414,8 @@
                 <w:b w:val="1"/>
               </w:rPr>
             </w:pPr>
-            <w:bookmarkStart w:colFirst="0" w:colLast="0" w:name="_ga93iv3p7eb8" w:id="12"/>
-            <w:bookmarkEnd w:id="12"/>
+            <w:bookmarkStart w:colFirst="0" w:colLast="0" w:name="_ga93iv3p7eb8" w:id="26"/>
+            <w:bookmarkEnd w:id="26"/>
             <w:r>
               <w:rPr>
                 <w:b w:val="1"/>
@@ -2004,8 +2451,8 @@
                 <w:b w:val="1"/>
               </w:rPr>
             </w:pPr>
-            <w:bookmarkStart w:colFirst="0" w:colLast="0" w:name="_9hevmy4n539r" w:id="13"/>
-            <w:bookmarkEnd w:id="13"/>
+            <w:bookmarkStart w:colFirst="0" w:colLast="0" w:name="_9hevmy4n539r" w:id="27"/>
+            <w:bookmarkEnd w:id="27"/>
             <w:r>
               <w:rPr>
                 <w:b w:val="1"/>
@@ -2045,8 +2492,8 @@
                 <w:szCs w:val="26"/>
               </w:rPr>
             </w:pPr>
-            <w:bookmarkStart w:colFirst="0" w:colLast="0" w:name="_wqmbkfo7fzkk" w:id="14"/>
-            <w:bookmarkEnd w:id="14"/>
+            <w:bookmarkStart w:colFirst="0" w:colLast="0" w:name="_wqmbkfo7fzkk" w:id="28"/>
+            <w:bookmarkEnd w:id="28"/>
             <w:r>
               <w:rPr>
                 <w:sz w:val="26"/>
@@ -2157,8 +2604,8 @@
                 <w:szCs w:val="26"/>
               </w:rPr>
             </w:pPr>
-            <w:bookmarkStart w:colFirst="0" w:colLast="0" w:name="_sj5kp5joqrfj" w:id="15"/>
-            <w:bookmarkEnd w:id="15"/>
+            <w:bookmarkStart w:colFirst="0" w:colLast="0" w:name="_sj5kp5joqrfj" w:id="29"/>
+            <w:bookmarkEnd w:id="29"/>
             <w:r>
               <w:rPr>
                 <w:rtl w:val="0"/>
@@ -2240,8 +2687,8 @@
         <w:ind w:left="-283.46456692913375" w:firstLine="0"/>
         <w:rPr/>
       </w:pPr>
-      <w:bookmarkStart w:colFirst="0" w:colLast="0" w:name="_nqhr4xjipxgt" w:id="16"/>
-      <w:bookmarkEnd w:id="16"/>
+      <w:bookmarkStart w:colFirst="0" w:colLast="0" w:name="_nqhr4xjipxgt" w:id="30"/>
+      <w:bookmarkEnd w:id="30"/>
       <w:r>
         <w:rPr>
           <w:rtl w:val="0"/>
@@ -2256,8 +2703,8 @@
         <w:ind w:left="-283.46456692913375" w:firstLine="0"/>
         <w:rPr/>
       </w:pPr>
-      <w:bookmarkStart w:colFirst="0" w:colLast="0" w:name="_uinp71c63ryg" w:id="17"/>
-      <w:bookmarkEnd w:id="17"/>
+      <w:bookmarkStart w:colFirst="0" w:colLast="0" w:name="_uinp71c63ryg" w:id="31"/>
+      <w:bookmarkEnd w:id="31"/>
       <w:r>
         <w:rPr>
           <w:rtl w:val="0"/>
@@ -2326,8 +2773,8 @@
                 <w:szCs w:val="28"/>
               </w:rPr>
             </w:pPr>
-            <w:bookmarkStart w:colFirst="0" w:colLast="0" w:name="_ek7yqq29zpl0" w:id="18"/>
-            <w:bookmarkEnd w:id="18"/>
+            <w:bookmarkStart w:colFirst="0" w:colLast="0" w:name="_ek7yqq29zpl0" w:id="32"/>
+            <w:bookmarkEnd w:id="32"/>
             <w:r>
               <w:rPr>
                 <w:b w:val="1"/>
@@ -2369,8 +2816,8 @@
                 <w:szCs w:val="28"/>
               </w:rPr>
             </w:pPr>
-            <w:bookmarkStart w:colFirst="0" w:colLast="0" w:name="_5kmzspre9s8p" w:id="19"/>
-            <w:bookmarkEnd w:id="19"/>
+            <w:bookmarkStart w:colFirst="0" w:colLast="0" w:name="_5kmzspre9s8p" w:id="33"/>
+            <w:bookmarkEnd w:id="33"/>
             <w:r>
               <w:rPr>
                 <w:b w:val="1"/>
@@ -2412,8 +2859,8 @@
                 <w:szCs w:val="28"/>
               </w:rPr>
             </w:pPr>
-            <w:bookmarkStart w:colFirst="0" w:colLast="0" w:name="_m97t0zmc84xr" w:id="20"/>
-            <w:bookmarkEnd w:id="20"/>
+            <w:bookmarkStart w:colFirst="0" w:colLast="0" w:name="_m97t0zmc84xr" w:id="34"/>
+            <w:bookmarkEnd w:id="34"/>
             <w:r>
               <w:rPr>
                 <w:b w:val="1"/>
@@ -2456,8 +2903,8 @@
                 <w:szCs w:val="26"/>
               </w:rPr>
             </w:pPr>
-            <w:bookmarkStart w:colFirst="0" w:colLast="0" w:name="_17dp8vu" w:id="21"/>
-            <w:bookmarkEnd w:id="21"/>
+            <w:bookmarkStart w:colFirst="0" w:colLast="0" w:name="_17dp8vu" w:id="35"/>
+            <w:bookmarkEnd w:id="35"/>
             <w:r>
               <w:rPr>
                 <w:sz w:val="26"/>
@@ -2569,8 +3016,8 @@
                 <w:szCs w:val="26"/>
               </w:rPr>
             </w:pPr>
-            <w:bookmarkStart w:colFirst="0" w:colLast="0" w:name="_of3mohccwbvd" w:id="22"/>
-            <w:bookmarkEnd w:id="22"/>
+            <w:bookmarkStart w:colFirst="0" w:colLast="0" w:name="_of3mohccwbvd" w:id="36"/>
+            <w:bookmarkEnd w:id="36"/>
             <w:r>
               <w:rPr>
                 <w:rtl w:val="0"/>
@@ -2672,8 +3119,8 @@
         <w:ind w:left="-283.46456692913375" w:firstLine="0"/>
         <w:rPr/>
       </w:pPr>
-      <w:bookmarkStart w:colFirst="0" w:colLast="0" w:name="_rllwa48yjsz1" w:id="23"/>
-      <w:bookmarkEnd w:id="23"/>
+      <w:bookmarkStart w:colFirst="0" w:colLast="0" w:name="_rllwa48yjsz1" w:id="37"/>
+      <w:bookmarkEnd w:id="37"/>
       <w:r>
         <w:rPr>
           <w:rtl w:val="0"/>
@@ -2742,8 +3189,8 @@
                 <w:szCs w:val="28"/>
               </w:rPr>
             </w:pPr>
-            <w:bookmarkStart w:colFirst="0" w:colLast="0" w:name="_ov8altbewcju" w:id="24"/>
-            <w:bookmarkEnd w:id="24"/>
+            <w:bookmarkStart w:colFirst="0" w:colLast="0" w:name="_ov8altbewcju" w:id="38"/>
+            <w:bookmarkEnd w:id="38"/>
             <w:r>
               <w:rPr>
                 <w:b w:val="1"/>
@@ -2785,8 +3232,8 @@
                 <w:szCs w:val="28"/>
               </w:rPr>
             </w:pPr>
-            <w:bookmarkStart w:colFirst="0" w:colLast="0" w:name="_ekt5w3u8vjy9" w:id="25"/>
-            <w:bookmarkEnd w:id="25"/>
+            <w:bookmarkStart w:colFirst="0" w:colLast="0" w:name="_ekt5w3u8vjy9" w:id="39"/>
+            <w:bookmarkEnd w:id="39"/>
             <w:r>
               <w:rPr>
                 <w:b w:val="1"/>
@@ -2828,8 +3275,8 @@
                 <w:szCs w:val="28"/>
               </w:rPr>
             </w:pPr>
-            <w:bookmarkStart w:colFirst="0" w:colLast="0" w:name="_vprlotgm5s40" w:id="26"/>
-            <w:bookmarkEnd w:id="26"/>
+            <w:bookmarkStart w:colFirst="0" w:colLast="0" w:name="_vprlotgm5s40" w:id="40"/>
+            <w:bookmarkEnd w:id="40"/>
             <w:r>
               <w:rPr>
                 <w:b w:val="1"/>
@@ -2872,8 +3319,8 @@
                 <w:szCs w:val="26"/>
               </w:rPr>
             </w:pPr>
-            <w:bookmarkStart w:colFirst="0" w:colLast="0" w:name="_5srtl3x0ihzg" w:id="27"/>
-            <w:bookmarkEnd w:id="27"/>
+            <w:bookmarkStart w:colFirst="0" w:colLast="0" w:name="_5srtl3x0ihzg" w:id="41"/>
+            <w:bookmarkEnd w:id="41"/>
             <w:r>
               <w:rPr>
                 <w:sz w:val="26"/>
@@ -2981,8 +3428,8 @@
                 <w:szCs w:val="26"/>
               </w:rPr>
             </w:pPr>
-            <w:bookmarkStart w:colFirst="0" w:colLast="0" w:name="_spu21l816t8n" w:id="28"/>
-            <w:bookmarkEnd w:id="28"/>
+            <w:bookmarkStart w:colFirst="0" w:colLast="0" w:name="_spu21l816t8n" w:id="42"/>
+            <w:bookmarkEnd w:id="42"/>
             <w:r>
               <w:rPr>
                 <w:rtl w:val="0"/>
@@ -3089,8 +3536,8 @@
           <w:color w:val="ff0000"/>
         </w:rPr>
       </w:pPr>
-      <w:bookmarkStart w:colFirst="0" w:colLast="0" w:name="_mru4f91k2kj" w:id="29"/>
-      <w:bookmarkEnd w:id="29"/>
+      <w:bookmarkStart w:colFirst="0" w:colLast="0" w:name="_mru4f91k2kj" w:id="43"/>
+      <w:bookmarkEnd w:id="43"/>
       <w:r>
         <w:rPr>
           <w:rtl w:val="0"/>
@@ -3106,8 +3553,8 @@
           <w:color w:val="ff0000"/>
         </w:rPr>
       </w:pPr>
-      <w:bookmarkStart w:colFirst="0" w:colLast="0" w:name="_c2dnc4nva55k" w:id="30"/>
-      <w:bookmarkEnd w:id="30"/>
+      <w:bookmarkStart w:colFirst="0" w:colLast="0" w:name="_c2dnc4nva55k" w:id="44"/>
+      <w:bookmarkEnd w:id="44"/>
       <w:r>
         <w:rPr>
           <w:color w:val="ff0000"/>
@@ -3177,8 +3624,8 @@
                 <w:szCs w:val="28"/>
               </w:rPr>
             </w:pPr>
-            <w:bookmarkStart w:colFirst="0" w:colLast="0" w:name="_zb1yqisrdvn" w:id="31"/>
-            <w:bookmarkEnd w:id="31"/>
+            <w:bookmarkStart w:colFirst="0" w:colLast="0" w:name="_zb1yqisrdvn" w:id="45"/>
+            <w:bookmarkEnd w:id="45"/>
             <w:r>
               <w:rPr>
                 <w:b w:val="1"/>
@@ -3220,8 +3667,8 @@
                 <w:szCs w:val="28"/>
               </w:rPr>
             </w:pPr>
-            <w:bookmarkStart w:colFirst="0" w:colLast="0" w:name="_ym751mxl6e8r" w:id="32"/>
-            <w:bookmarkEnd w:id="32"/>
+            <w:bookmarkStart w:colFirst="0" w:colLast="0" w:name="_ym751mxl6e8r" w:id="46"/>
+            <w:bookmarkEnd w:id="46"/>
             <w:r>
               <w:rPr>
                 <w:b w:val="1"/>
@@ -3263,8 +3710,8 @@
                 <w:szCs w:val="28"/>
               </w:rPr>
             </w:pPr>
-            <w:bookmarkStart w:colFirst="0" w:colLast="0" w:name="_zh43e3s0jni" w:id="33"/>
-            <w:bookmarkEnd w:id="33"/>
+            <w:bookmarkStart w:colFirst="0" w:colLast="0" w:name="_zh43e3s0jni" w:id="47"/>
+            <w:bookmarkEnd w:id="47"/>
             <w:r>
               <w:rPr>
                 <w:b w:val="1"/>
@@ -3308,8 +3755,8 @@
                 <w:szCs w:val="26"/>
               </w:rPr>
             </w:pPr>
-            <w:bookmarkStart w:colFirst="0" w:colLast="0" w:name="_y8nt87dudmn1" w:id="34"/>
-            <w:bookmarkEnd w:id="34"/>
+            <w:bookmarkStart w:colFirst="0" w:colLast="0" w:name="_y8nt87dudmn1" w:id="48"/>
+            <w:bookmarkEnd w:id="48"/>
             <w:r>
               <w:rPr>
                 <w:color w:val="ff0000"/>
@@ -3425,8 +3872,8 @@
                 <w:szCs w:val="26"/>
               </w:rPr>
             </w:pPr>
-            <w:bookmarkStart w:colFirst="0" w:colLast="0" w:name="_wfkc7ghuvdjr" w:id="35"/>
-            <w:bookmarkEnd w:id="35"/>
+            <w:bookmarkStart w:colFirst="0" w:colLast="0" w:name="_wfkc7ghuvdjr" w:id="49"/>
+            <w:bookmarkEnd w:id="49"/>
             <w:r>
               <w:rPr>
                 <w:rtl w:val="0"/>
@@ -3510,8 +3957,8 @@
           <w:color w:val="ff0000"/>
         </w:rPr>
       </w:pPr>
-      <w:bookmarkStart w:colFirst="0" w:colLast="0" w:name="_nwh2fr390459" w:id="36"/>
-      <w:bookmarkEnd w:id="36"/>
+      <w:bookmarkStart w:colFirst="0" w:colLast="0" w:name="_nwh2fr390459" w:id="50"/>
+      <w:bookmarkEnd w:id="50"/>
       <w:r>
         <w:rPr>
           <w:rtl w:val="0"/>
@@ -3533,8 +3980,8 @@
           <w:color w:val="ff0000"/>
         </w:rPr>
       </w:pPr>
-      <w:bookmarkStart w:colFirst="0" w:colLast="0" w:name="_7jr0jdrwxd3l" w:id="37"/>
-      <w:bookmarkEnd w:id="37"/>
+      <w:bookmarkStart w:colFirst="0" w:colLast="0" w:name="_7jr0jdrwxd3l" w:id="51"/>
+      <w:bookmarkEnd w:id="51"/>
       <w:r>
         <w:rPr>
           <w:color w:val="ff0000"/>
@@ -3604,8 +4051,8 @@
                 <w:szCs w:val="28"/>
               </w:rPr>
             </w:pPr>
-            <w:bookmarkStart w:colFirst="0" w:colLast="0" w:name="_i40xctdsu91q" w:id="38"/>
-            <w:bookmarkEnd w:id="38"/>
+            <w:bookmarkStart w:colFirst="0" w:colLast="0" w:name="_i40xctdsu91q" w:id="52"/>
+            <w:bookmarkEnd w:id="52"/>
             <w:r>
               <w:rPr>
                 <w:b w:val="1"/>
@@ -3647,8 +4094,8 @@
                 <w:szCs w:val="28"/>
               </w:rPr>
             </w:pPr>
-            <w:bookmarkStart w:colFirst="0" w:colLast="0" w:name="_7xe9uigkk5dm" w:id="39"/>
-            <w:bookmarkEnd w:id="39"/>
+            <w:bookmarkStart w:colFirst="0" w:colLast="0" w:name="_7xe9uigkk5dm" w:id="53"/>
+            <w:bookmarkEnd w:id="53"/>
             <w:r>
               <w:rPr>
                 <w:b w:val="1"/>
@@ -3690,8 +4137,8 @@
                 <w:szCs w:val="28"/>
               </w:rPr>
             </w:pPr>
-            <w:bookmarkStart w:colFirst="0" w:colLast="0" w:name="_s8c1baj97dk8" w:id="40"/>
-            <w:bookmarkEnd w:id="40"/>
+            <w:bookmarkStart w:colFirst="0" w:colLast="0" w:name="_s8c1baj97dk8" w:id="54"/>
+            <w:bookmarkEnd w:id="54"/>
             <w:r>
               <w:rPr>
                 <w:b w:val="1"/>
@@ -3735,8 +4182,8 @@
                 <w:szCs w:val="26"/>
               </w:rPr>
             </w:pPr>
-            <w:bookmarkStart w:colFirst="0" w:colLast="0" w:name="_ytv8r7ha8mqo" w:id="41"/>
-            <w:bookmarkEnd w:id="41"/>
+            <w:bookmarkStart w:colFirst="0" w:colLast="0" w:name="_ytv8r7ha8mqo" w:id="55"/>
+            <w:bookmarkEnd w:id="55"/>
             <w:r>
               <w:rPr>
                 <w:color w:val="ff0000"/>
@@ -3852,8 +4299,8 @@
                 <w:szCs w:val="26"/>
               </w:rPr>
             </w:pPr>
-            <w:bookmarkStart w:colFirst="0" w:colLast="0" w:name="_nr7q679m87ek" w:id="42"/>
-            <w:bookmarkEnd w:id="42"/>
+            <w:bookmarkStart w:colFirst="0" w:colLast="0" w:name="_nr7q679m87ek" w:id="56"/>
+            <w:bookmarkEnd w:id="56"/>
             <w:r>
               <w:rPr>
                 <w:rtl w:val="0"/>
@@ -3998,8 +4445,8 @@
           <w:color w:val="ff0000"/>
         </w:rPr>
       </w:pPr>
-      <w:bookmarkStart w:colFirst="0" w:colLast="0" w:name="_urirbz89i3zh" w:id="43"/>
-      <w:bookmarkEnd w:id="43"/>
+      <w:bookmarkStart w:colFirst="0" w:colLast="0" w:name="_urirbz89i3zh" w:id="57"/>
+      <w:bookmarkEnd w:id="57"/>
       <w:r>
         <w:rPr>
           <w:color w:val="ff0000"/>
@@ -4069,8 +4516,8 @@
                 <w:szCs w:val="28"/>
               </w:rPr>
             </w:pPr>
-            <w:bookmarkStart w:colFirst="0" w:colLast="0" w:name="_xi76zx1j0six" w:id="44"/>
-            <w:bookmarkEnd w:id="44"/>
+            <w:bookmarkStart w:colFirst="0" w:colLast="0" w:name="_xi76zx1j0six" w:id="58"/>
+            <w:bookmarkEnd w:id="58"/>
             <w:r>
               <w:rPr>
                 <w:b w:val="1"/>
@@ -4112,8 +4559,8 @@
                 <w:szCs w:val="28"/>
               </w:rPr>
             </w:pPr>
-            <w:bookmarkStart w:colFirst="0" w:colLast="0" w:name="_xqp0vnzao1v4" w:id="45"/>
-            <w:bookmarkEnd w:id="45"/>
+            <w:bookmarkStart w:colFirst="0" w:colLast="0" w:name="_xqp0vnzao1v4" w:id="59"/>
+            <w:bookmarkEnd w:id="59"/>
             <w:r>
               <w:rPr>
                 <w:b w:val="1"/>
@@ -4155,8 +4602,8 @@
                 <w:szCs w:val="28"/>
               </w:rPr>
             </w:pPr>
-            <w:bookmarkStart w:colFirst="0" w:colLast="0" w:name="_25482u1m0lko" w:id="46"/>
-            <w:bookmarkEnd w:id="46"/>
+            <w:bookmarkStart w:colFirst="0" w:colLast="0" w:name="_25482u1m0lko" w:id="60"/>
+            <w:bookmarkEnd w:id="60"/>
             <w:r>
               <w:rPr>
                 <w:b w:val="1"/>
@@ -4200,8 +4647,8 @@
                 <w:szCs w:val="26"/>
               </w:rPr>
             </w:pPr>
-            <w:bookmarkStart w:colFirst="0" w:colLast="0" w:name="_smdimshmz8gw" w:id="47"/>
-            <w:bookmarkEnd w:id="47"/>
+            <w:bookmarkStart w:colFirst="0" w:colLast="0" w:name="_smdimshmz8gw" w:id="61"/>
+            <w:bookmarkEnd w:id="61"/>
             <w:r>
               <w:rPr>
                 <w:color w:val="ff0000"/>
@@ -4317,8 +4764,8 @@
                 <w:szCs w:val="26"/>
               </w:rPr>
             </w:pPr>
-            <w:bookmarkStart w:colFirst="0" w:colLast="0" w:name="_e26xy3l1hby" w:id="48"/>
-            <w:bookmarkEnd w:id="48"/>
+            <w:bookmarkStart w:colFirst="0" w:colLast="0" w:name="_e26xy3l1hby" w:id="62"/>
+            <w:bookmarkEnd w:id="62"/>
             <w:r>
               <w:rPr>
                 <w:rtl w:val="0"/>
@@ -4422,8 +4869,8 @@
           <w:color w:val="ff0000"/>
         </w:rPr>
       </w:pPr>
-      <w:bookmarkStart w:colFirst="0" w:colLast="0" w:name="_x5lagxkpu3bs" w:id="49"/>
-      <w:bookmarkEnd w:id="49"/>
+      <w:bookmarkStart w:colFirst="0" w:colLast="0" w:name="_x5lagxkpu3bs" w:id="63"/>
+      <w:bookmarkEnd w:id="63"/>
       <w:r>
         <w:rPr>
           <w:color w:val="ff0000"/>
@@ -4441,8 +4888,8 @@
           <w:color w:val="ff0000"/>
         </w:rPr>
       </w:pPr>
-      <w:bookmarkStart w:colFirst="0" w:colLast="0" w:name="_uicrjq8bxbzy" w:id="50"/>
-      <w:bookmarkEnd w:id="50"/>
+      <w:bookmarkStart w:colFirst="0" w:colLast="0" w:name="_uicrjq8bxbzy" w:id="64"/>
+      <w:bookmarkEnd w:id="64"/>
       <w:r>
         <w:rPr>
           <w:color w:val="ff0000"/>
@@ -4512,8 +4959,8 @@
                 <w:szCs w:val="28"/>
               </w:rPr>
             </w:pPr>
-            <w:bookmarkStart w:colFirst="0" w:colLast="0" w:name="_ir7ebjuwwp8j" w:id="51"/>
-            <w:bookmarkEnd w:id="51"/>
+            <w:bookmarkStart w:colFirst="0" w:colLast="0" w:name="_ir7ebjuwwp8j" w:id="65"/>
+            <w:bookmarkEnd w:id="65"/>
             <w:r>
               <w:rPr>
                 <w:b w:val="1"/>
@@ -4555,8 +5002,8 @@
                 <w:szCs w:val="28"/>
               </w:rPr>
             </w:pPr>
-            <w:bookmarkStart w:colFirst="0" w:colLast="0" w:name="_4lufaks5dhpw" w:id="52"/>
-            <w:bookmarkEnd w:id="52"/>
+            <w:bookmarkStart w:colFirst="0" w:colLast="0" w:name="_4lufaks5dhpw" w:id="66"/>
+            <w:bookmarkEnd w:id="66"/>
             <w:r>
               <w:rPr>
                 <w:b w:val="1"/>
@@ -4598,8 +5045,8 @@
                 <w:szCs w:val="28"/>
               </w:rPr>
             </w:pPr>
-            <w:bookmarkStart w:colFirst="0" w:colLast="0" w:name="_8rs5yr5mwrjq" w:id="53"/>
-            <w:bookmarkEnd w:id="53"/>
+            <w:bookmarkStart w:colFirst="0" w:colLast="0" w:name="_8rs5yr5mwrjq" w:id="67"/>
+            <w:bookmarkEnd w:id="67"/>
             <w:r>
               <w:rPr>
                 <w:b w:val="1"/>
@@ -4643,8 +5090,8 @@
                 <w:szCs w:val="26"/>
               </w:rPr>
             </w:pPr>
-            <w:bookmarkStart w:colFirst="0" w:colLast="0" w:name="_5rltkgc26bhs" w:id="54"/>
-            <w:bookmarkEnd w:id="54"/>
+            <w:bookmarkStart w:colFirst="0" w:colLast="0" w:name="_5rltkgc26bhs" w:id="68"/>
+            <w:bookmarkEnd w:id="68"/>
             <w:r>
               <w:rPr>
                 <w:color w:val="ff0000"/>
@@ -4760,8 +5207,8 @@
                 <w:szCs w:val="26"/>
               </w:rPr>
             </w:pPr>
-            <w:bookmarkStart w:colFirst="0" w:colLast="0" w:name="_9rxgf797glxd" w:id="55"/>
-            <w:bookmarkEnd w:id="55"/>
+            <w:bookmarkStart w:colFirst="0" w:colLast="0" w:name="_9rxgf797glxd" w:id="69"/>
+            <w:bookmarkEnd w:id="69"/>
             <w:r>
               <w:rPr>
                 <w:rtl w:val="0"/>
@@ -4863,8 +5310,8 @@
         <w:spacing w:after="0" w:lineRule="auto"/>
         <w:rPr/>
       </w:pPr>
-      <w:bookmarkStart w:colFirst="0" w:colLast="0" w:name="_u85o1fufzali" w:id="56"/>
-      <w:bookmarkEnd w:id="56"/>
+      <w:bookmarkStart w:colFirst="0" w:colLast="0" w:name="_u85o1fufzali" w:id="70"/>
+      <w:bookmarkEnd w:id="70"/>
       <w:r>
         <w:rPr>
           <w:rtl w:val="0"/>
@@ -4899,8 +5346,8 @@
           <w:vertAlign w:val="baseline"/>
         </w:rPr>
       </w:pPr>
-      <w:bookmarkStart w:colFirst="0" w:colLast="0" w:name="_xfsghhdie8sb" w:id="57"/>
-      <w:bookmarkEnd w:id="57"/>
+      <w:bookmarkStart w:colFirst="0" w:colLast="0" w:name="_xfsghhdie8sb" w:id="71"/>
+      <w:bookmarkEnd w:id="71"/>
       <w:r>
         <w:rPr>
           <w:rtl w:val="0"/>
@@ -5077,11 +5524,11 @@
 </file>
 
 <file path=word/numbering.xml><?xml version="1.0" encoding="utf-8"?>
-<w:numbering xmlns:mc="http://schemas.openxmlformats.org/markup-compatibility/2006" xmlns:o="urn:schemas-microsoft-com:office:office" xmlns:r="http://schemas.openxmlformats.org/officeDocument/2006/relationships" xmlns:m="http://schemas.openxmlformats.org/officeDocument/2006/math" xmlns:v="urn:schemas-microsoft-com:vml" xmlns:wp="http://schemas.openxmlformats.org/drawingml/2006/wordprocessingDrawing" xmlns:w10="urn:schemas-microsoft-com:office:word" xmlns:w="http://schemas.openxmlformats.org/wordprocessingml/2006/main" xmlns:wne="http://schemas.microsoft.com/office/word/2006/wordml" xmlns:sl="http://schemas.openxmlformats.org/schemaLibrary/2006/main" xmlns:a="http://schemas.openxmlformats.org/drawingml/2006/main" xmlns:pic="http://schemas.openxmlformats.org/drawingml/2006/picture" xmlns:c="http://schemas.openxmlformats.org/drawingml/2006/chart" xmlns:lc="http://schemas.openxmlformats.org/drawingml/2006/lockedCanvas" xmlns:dgm="http://schemas.openxmlformats.org/drawingml/2006/diagram" xmlns:wps="http://schemas.microsoft.com/office/word/2010/wordprocessingShape" xmlns:wpg="http://schemas.microsoft.com/office/word/2010/wordprocessingGroup" xmlns:w14="http://schemas.microsoft.com/office/word/2010/wordml" xmlns:w15="http://schemas.microsoft.com/office/word/2012/wordml"/>
+<w:numbering xmlns:mc="http://schemas.openxmlformats.org/markup-compatibility/2006" xmlns:o="urn:schemas-microsoft-com:office:office" xmlns:r="http://schemas.openxmlformats.org/officeDocument/2006/relationships" xmlns:m="http://schemas.openxmlformats.org/officeDocument/2006/math" xmlns:v="urn:schemas-microsoft-com:vml" xmlns:wp="http://schemas.openxmlformats.org/drawingml/2006/wordprocessingDrawing" xmlns:w10="urn:schemas-microsoft-com:office:word" xmlns:w="http://schemas.openxmlformats.org/wordprocessingml/2006/main" xmlns:wne="http://schemas.microsoft.com/office/word/2006/wordml" xmlns:sl="http://schemas.openxmlformats.org/schemaLibrary/2006/main" xmlns:a="http://schemas.openxmlformats.org/drawingml/2006/main" xmlns:pic="http://schemas.openxmlformats.org/drawingml/2006/picture" xmlns:c="http://schemas.openxmlformats.org/drawingml/2006/chart" xmlns:lc="http://schemas.openxmlformats.org/drawingml/2006/lockedCanvas" xmlns:dgm="http://schemas.openxmlformats.org/drawingml/2006/diagram" xmlns:wps="http://schemas.microsoft.com/office/word/2010/wordprocessingShape" xmlns:wpg="http://schemas.microsoft.com/office/word/2010/wordprocessingGroup" xmlns:w14="http://schemas.microsoft.com/office/word/2010/wordml" xmlns:w15="http://schemas.microsoft.com/office/word/2012/wordml" xmlns:w16="http://schemas.microsoft.com/office/word/2018/wordml" xmlns:w16cex="http://schemas.microsoft.com/office/word/2018/wordml/cex" xmlns:w16cid="http://schemas.microsoft.com/office/word/2016/wordml/cid" xmlns:cr="http://schemas.microsoft.com/office/comments/2020/reactions"/>
 </file>
 
 <file path=word/styles.xml><?xml version="1.0" encoding="utf-8"?>
-<w:styles xmlns:mc="http://schemas.openxmlformats.org/markup-compatibility/2006" xmlns:o="urn:schemas-microsoft-com:office:office" xmlns:r="http://schemas.openxmlformats.org/officeDocument/2006/relationships" xmlns:m="http://schemas.openxmlformats.org/officeDocument/2006/math" xmlns:v="urn:schemas-microsoft-com:vml" xmlns:wp="http://schemas.openxmlformats.org/drawingml/2006/wordprocessingDrawing" xmlns:w10="urn:schemas-microsoft-com:office:word" xmlns:w="http://schemas.openxmlformats.org/wordprocessingml/2006/main" xmlns:wne="http://schemas.microsoft.com/office/word/2006/wordml" xmlns:sl="http://schemas.openxmlformats.org/schemaLibrary/2006/main" xmlns:a="http://schemas.openxmlformats.org/drawingml/2006/main" xmlns:pic="http://schemas.openxmlformats.org/drawingml/2006/picture" xmlns:c="http://schemas.openxmlformats.org/drawingml/2006/chart" xmlns:lc="http://schemas.openxmlformats.org/drawingml/2006/lockedCanvas" xmlns:dgm="http://schemas.openxmlformats.org/drawingml/2006/diagram" xmlns:wps="http://schemas.microsoft.com/office/word/2010/wordprocessingShape" xmlns:wpg="http://schemas.microsoft.com/office/word/2010/wordprocessingGroup" xmlns:w14="http://schemas.microsoft.com/office/word/2010/wordml" xmlns:w15="http://schemas.microsoft.com/office/word/2012/wordml">
+<w:styles xmlns:mc="http://schemas.openxmlformats.org/markup-compatibility/2006" xmlns:o="urn:schemas-microsoft-com:office:office" xmlns:r="http://schemas.openxmlformats.org/officeDocument/2006/relationships" xmlns:m="http://schemas.openxmlformats.org/officeDocument/2006/math" xmlns:v="urn:schemas-microsoft-com:vml" xmlns:wp="http://schemas.openxmlformats.org/drawingml/2006/wordprocessingDrawing" xmlns:w10="urn:schemas-microsoft-com:office:word" xmlns:w="http://schemas.openxmlformats.org/wordprocessingml/2006/main" xmlns:wne="http://schemas.microsoft.com/office/word/2006/wordml" xmlns:sl="http://schemas.openxmlformats.org/schemaLibrary/2006/main" xmlns:a="http://schemas.openxmlformats.org/drawingml/2006/main" xmlns:pic="http://schemas.openxmlformats.org/drawingml/2006/picture" xmlns:c="http://schemas.openxmlformats.org/drawingml/2006/chart" xmlns:lc="http://schemas.openxmlformats.org/drawingml/2006/lockedCanvas" xmlns:dgm="http://schemas.openxmlformats.org/drawingml/2006/diagram" xmlns:wps="http://schemas.microsoft.com/office/word/2010/wordprocessingShape" xmlns:wpg="http://schemas.microsoft.com/office/word/2010/wordprocessingGroup" xmlns:w14="http://schemas.microsoft.com/office/word/2010/wordml" xmlns:w15="http://schemas.microsoft.com/office/word/2012/wordml" xmlns:w16="http://schemas.microsoft.com/office/word/2018/wordml" xmlns:w16cex="http://schemas.microsoft.com/office/word/2018/wordml/cex" xmlns:w16cid="http://schemas.microsoft.com/office/word/2016/wordml/cid" xmlns:cr="http://schemas.microsoft.com/office/comments/2020/reactions">
   <w:docDefaults>
     <w:rPrDefault>
       <w:rPr>
